--- a/resources/templates/modelo_laudo_medidas_seguranca.docx
+++ b/resources/templates/modelo_laudo_medidas_seguranca.docx
@@ -90,27 +90,62 @@
       <w:pPr>
         <w:spacing w:line="480" w:lineRule="auto"/>
         <w:ind w:right="-143"/>
-        <w:rPr>
-          <w:rFonts w:ascii="Arial" w:hAnsi="Arial" w:cs="Arial"/>
-          <w:sz w:val="24"/>
-          <w:szCs w:val="24"/>
-        </w:rPr>
-      </w:pPr>
-      <w:r>
-        <w:rPr>
-          <w:rFonts w:ascii="Arial" w:hAnsi="Arial" w:cs="Arial"/>
-          <w:sz w:val="24"/>
-          <w:szCs w:val="24"/>
-        </w:rPr>
-        <w:t>A Araújo Corrêa Consultoria e Assessoria, devidamente registrada no CNPJ 34.566.666/0001-</w:t>
-      </w:r>
-      <w:r>
-        <w:rPr>
-          <w:rFonts w:ascii="Arial" w:hAnsi="Arial" w:cs="Arial"/>
-          <w:sz w:val="24"/>
-          <w:szCs w:val="24"/>
-        </w:rPr>
-        <w:t>23</w:t>
+        <w:jc w:val="both"/>
+        <w:rPr>
+          <w:rFonts w:ascii="Arial" w:hAnsi="Arial" w:cs="Arial"/>
+          <w:sz w:val="24"/>
+          <w:szCs w:val="24"/>
+        </w:rPr>
+      </w:pPr>
+      <w:r>
+        <w:rPr>
+          <w:rFonts w:ascii="Arial" w:hAnsi="Arial" w:cs="Arial"/>
+          <w:sz w:val="24"/>
+          <w:szCs w:val="24"/>
+        </w:rPr>
+        <w:t xml:space="preserve">A </w:t>
+      </w:r>
+      <w:proofErr w:type="spellStart"/>
+      <w:r>
+        <w:rPr>
+          <w:rFonts w:ascii="Arial" w:hAnsi="Arial" w:cs="Arial"/>
+          <w:sz w:val="24"/>
+          <w:szCs w:val="24"/>
+        </w:rPr>
+        <w:t>A</w:t>
+      </w:r>
+      <w:proofErr w:type="spellEnd"/>
+      <w:r>
+        <w:rPr>
+          <w:rFonts w:ascii="Arial" w:hAnsi="Arial" w:cs="Arial"/>
+          <w:sz w:val="24"/>
+          <w:szCs w:val="24"/>
+        </w:rPr>
+        <w:t xml:space="preserve"> CORREA - ARQUITETURA &amp; SEGURANCA</w:t>
+      </w:r>
+      <w:r>
+        <w:rPr>
+          <w:rFonts w:ascii="Arial" w:hAnsi="Arial" w:cs="Arial"/>
+          <w:sz w:val="24"/>
+          <w:szCs w:val="24"/>
+        </w:rPr>
+        <w:t xml:space="preserve">, devidamente registrada no CNPJ </w:t>
+      </w:r>
+      <w:r>
+        <w:rPr>
+          <w:rFonts w:ascii="Arial" w:hAnsi="Arial" w:cs="Arial"/>
+          <w:sz w:val="24"/>
+          <w:szCs w:val="24"/>
+        </w:rPr>
+        <w:t>5</w:t>
+      </w:r>
+      <w:r>
+        <w:rPr>
+          <w:rFonts w:ascii="Arial" w:hAnsi="Arial" w:cs="Arial"/>
+          <w:sz w:val="24"/>
+          <w:szCs w:val="24"/>
+        </w:rPr>
+        <w:t>3.025.056/0001-67</w:t>
       </w:r>
       <w:r>
         <w:rPr>
@@ -2846,7 +2881,6 @@
   <w:style w:type="character" w:default="1" w:styleId="Fontepargpadro">
     <w:name w:val="Default Paragraph Font"/>
     <w:uiPriority w:val="1"/>
-    <w:semiHidden/>
     <w:unhideWhenUsed/>
   </w:style>
   <w:style w:type="table" w:default="1" w:styleId="Tabelanormal">
